--- a/zaini_case_audit_output/outputs/word/documents/108_ضبط جلسة رقم 31 يوم 17-11-1444 هـ للقضية رقم 42824717.pdf.docx
+++ b/zaini_case_audit_output/outputs/word/documents/108_ضبط جلسة رقم 31 يوم 17-11-1444 هـ للقضية رقم 42824717.pdf.docx
@@ -182,7 +182,7 @@
           <w:b w:val="0"/>
           <w:i w:val="0"/>
         </w:rPr>
-        <w:t>أسامه بن احمد بن عباس زين</w:t>
+        <w:t>نيز سابع نب دمحا نب هماسأ</w:t>
       </w:r>
     </w:p>
     <w:p>
@@ -195,7 +195,7 @@
           <w:b w:val="0"/>
           <w:i w:val="0"/>
         </w:rPr>
-        <w:t>أسامه بن احمد بن عباس زين</w:t>
+        <w:t>نيز سابع نب دمحا نب هماسأ</w:t>
       </w:r>
     </w:p>
     <w:p>
@@ -208,7 +208,7 @@
           <w:b w:val="0"/>
           <w:i w:val="0"/>
         </w:rPr>
-        <w:t>ھتفص ةيضقلاب ىدلف ىدلف ةرئادلا ةرئادلا و و و و ءان ءان ع ع ةيضقلا ةيضقلا مقر مقر ۷۱۷ ۷۱۷٤۲۸۲ ۲۸۲٤ راتو راتو خ خ ۲٤٤٤٤۱/۲۱۲۱/۵۲۵۲ ـ ا ا دم دم ةالصلاو ةالصلاو مالسلاو مالسلاو ع ع لوسر لوسر هللااهللاا امأ امأ دع دع :</w:t>
+        <w:t>: عد عد أما أما االلهاالله رسول رسول ع ع والسلام والسلام والصلاة والصلاة مد مد ا ا ـ ۲۵۲۵/۱۲۱۲/۱٤٤٤٤۲ خ خ وتار وتار ٤۲۸۲ ۲۸۲٤۷۱۷ ۷۱۷ رقم رقم القضية القضية ع ع ناء ناء و و و و الدائرة الدائرة فلدى فلدى بالقضية صفتھ</w:t>
       </w:r>
     </w:p>
     <w:p>
@@ -234,7 +234,7 @@
           <w:b w:val="0"/>
           <w:i w:val="0"/>
         </w:rPr>
-        <w:t>طبض</w:t>
+        <w:t>ضبط</w:t>
       </w:r>
     </w:p>
     <w:p>
@@ -247,7 +247,7 @@
           <w:b w:val="0"/>
           <w:i w:val="0"/>
         </w:rPr>
-        <w:t>مقر ةيضقلا : ۷۱۷٤۲۸۲٤ مقر ةسل ا : ۰۳ مقر حفصلا ـة : ۱ ةرئادلا و ةمكحملا ة راجتلا ةدجب</w:t>
+        <w:t>بجدة التجار ة المحكمة و الدائرة ۱ : ةـ الصفح رقم ۳۰ : ا لسة رقم ٤۲۸۲٤۷۱۷ : القضية رقم</w:t>
       </w:r>
     </w:p>
     <w:p>
@@ -364,7 +364,7 @@
           <w:b w:val="0"/>
           <w:i w:val="0"/>
         </w:rPr>
-        <w:t>أسامه بن احمد بن عباس زين</w:t>
+        <w:t>نيز سابع نب دمحا نب هماسأ</w:t>
       </w:r>
     </w:p>
     <w:p>
@@ -377,7 +377,7 @@
           <w:b w:val="0"/>
           <w:i w:val="0"/>
         </w:rPr>
-        <w:t>أسامه بن احمد بن عباس زين</w:t>
+        <w:t>نيز سابع نب دمحا نب هماسأ</w:t>
       </w:r>
     </w:p>
     <w:p>
@@ -403,7 +403,7 @@
           <w:b w:val="0"/>
           <w:i w:val="0"/>
         </w:rPr>
-        <w:t>ىوعدلا ىوعدلا</w:t>
+        <w:t>الدعوى الدعوى</w:t>
       </w:r>
     </w:p>
     <w:p>
@@ -455,7 +455,7 @@
           <w:b w:val="0"/>
           <w:i w:val="0"/>
         </w:rPr>
-        <w:t>طبض</w:t>
+        <w:t>ضبط</w:t>
       </w:r>
     </w:p>
     <w:p>
@@ -468,7 +468,7 @@
           <w:b w:val="0"/>
           <w:i w:val="0"/>
         </w:rPr>
-        <w:t>مقر ةيضقلا : ۷۱۷٤۲۸۲٤ مقر ةسل ا : ۰۳ مقر حفصلا ـة : ۲ ةرئادلا و ةمكحملا ة راجتلا ةدجب</w:t>
+        <w:t>بجدة التجار ة المحكمة و الدائرة ۲ : ةـ الصفح رقم ۳۰ : ا لسة رقم ٤۲۸۲٤۷۱۷ : القضية رقم</w:t>
       </w:r>
     </w:p>
     <w:p>
@@ -585,7 +585,7 @@
           <w:b w:val="0"/>
           <w:i w:val="0"/>
         </w:rPr>
-        <w:t>أسامه بن احمد بن عباس زين</w:t>
+        <w:t>نيز سابع نب دمحا نب هماسأ</w:t>
       </w:r>
     </w:p>
     <w:p>
@@ -598,7 +598,7 @@
           <w:b w:val="0"/>
           <w:i w:val="0"/>
         </w:rPr>
-        <w:t>أسامه بن احمد بن عباس زين</w:t>
+        <w:t>نيز سابع نب دمحا نب هماسأ</w:t>
       </w:r>
     </w:p>
     <w:p>
@@ -637,7 +637,7 @@
           <w:b w:val="0"/>
           <w:i w:val="0"/>
         </w:rPr>
-        <w:t>طبض</w:t>
+        <w:t>ضبط</w:t>
       </w:r>
     </w:p>
     <w:p>
@@ -650,7 +650,7 @@
           <w:b w:val="0"/>
           <w:i w:val="0"/>
         </w:rPr>
-        <w:t>مقر ةيضقلا : ۷۱۷٤۲۸۲٤ مقر ةسل ا : ۰۳ مقر حفصلا ـة : ۳ ةرئادلا و ةمكحملا ة راجتلا ةدجب</w:t>
+        <w:t>بجدة التجار ة المحكمة و الدائرة ۳ : ةـ الصفح رقم ۳۰ : ا لسة رقم ٤۲۸۲٤۷۱۷ : القضية رقم</w:t>
       </w:r>
     </w:p>
     <w:p>
@@ -767,7 +767,7 @@
           <w:b w:val="0"/>
           <w:i w:val="0"/>
         </w:rPr>
-        <w:t>أسامه بن احمد بن عباس زين</w:t>
+        <w:t>نيز سابع نب دمحا نب هماسأ</w:t>
       </w:r>
     </w:p>
     <w:p>
@@ -780,7 +780,7 @@
           <w:b w:val="0"/>
           <w:i w:val="0"/>
         </w:rPr>
-        <w:t>أسامه بن احمد بن عباس زين</w:t>
+        <w:t>نيز سابع نب دمحا نب هماسأ</w:t>
       </w:r>
     </w:p>
     <w:p>
@@ -832,7 +832,7 @@
           <w:b w:val="0"/>
           <w:i w:val="0"/>
         </w:rPr>
-        <w:t>عيقوتلا دم ھيلع ةفصلا ةماسا دمحا سابع ز مس</w:t>
+        <w:t>سم ز عباس احمد اسامة الصفة عليھ مد التوقيع</w:t>
       </w:r>
     </w:p>
     <w:p>
@@ -871,7 +871,7 @@
           <w:b w:val="0"/>
           <w:i w:val="0"/>
         </w:rPr>
-        <w:t>طبض</w:t>
+        <w:t>ضبط</w:t>
       </w:r>
     </w:p>
     <w:p>
@@ -884,7 +884,7 @@
           <w:b w:val="0"/>
           <w:i w:val="0"/>
         </w:rPr>
-        <w:t>مقر ةيضقلا : ۷۱۷٤۲۸۲٤ مقر ةسل ا : ۰۳ مقر حفصلا ـة : ٤ ةرئادلا و ةمكحملا ة راجتلا ةدجب</w:t>
+        <w:t>بجدة التجار ة المحكمة و الدائرة ٤ : ةـ الصفح رقم ۳۰ : ا لسة رقم ٤۲۸۲٤۷۱۷ : القضية رقم</w:t>
       </w:r>
     </w:p>
     <w:p>
@@ -897,7 +897,7 @@
           <w:b w:val="0"/>
           <w:i w:val="0"/>
         </w:rPr>
-        <w:t>عيقوت عيقوت ءاضعأ ءاضعأ ةرئادلا ةرئادلا</w:t>
+        <w:t>الدائرة الدائرة أعضاء أعضاء توقيع توقيع</w:t>
       </w:r>
     </w:p>
     <w:sectPr>

--- a/zaini_case_audit_output/outputs/word/documents/108_ضبط جلسة رقم 31 يوم 17-11-1444 هـ للقضية رقم 42824717.pdf.docx
+++ b/zaini_case_audit_output/outputs/word/documents/108_ضبط جلسة رقم 31 يوم 17-11-1444 هـ للقضية رقم 42824717.pdf.docx
@@ -208,7 +208,7 @@
           <w:b w:val="0"/>
           <w:i w:val="0"/>
         </w:rPr>
-        <w:t>: عد عد أما أما االلهاالله رسول رسول ع ع والسلام والسلام والصلاة والصلاة مد مد ا ا ـ ۲۵۲۵/۱۲۱۲/۱٤٤٤٤۲ خ خ وتار وتار ٤۲۸۲ ۲۸۲٤۷۱۷ ۷۱۷ رقم رقم القضية القضية ع ع ناء ناء و و و و الدائرة الدائرة فلدى فلدى بالقضية صفتھ</w:t>
+        <w:t>: عد عد أما االله رسول ع ع والسلام والصلاة مد مد ا ا ـ ۲۵۲۵/۱۲۱۲/۱٤٤٤٤۲ خ خ وتار ٤۲۸۲ ۲۸۲٤۷۱۷ ۷۱۷ رقم القضية ع ع ناء و و و و الدائرة فلدى بالقضية صفتھ</w:t>
       </w:r>
     </w:p>
     <w:p>
@@ -221,7 +221,7 @@
           <w:b w:val="0"/>
           <w:i w:val="0"/>
         </w:rPr>
-        <w:t>تحتف تحتف ا ا ةسل ةسل روضحب روضحب : : فارطأ فارطأ ةيضقلا ةيضقلا ةماسا دمحا سابع ز لا و ة ةينطولا ۱۰۳۷۱۰۸۰۰۱ ةيدوعسلا دم ھيلع ناطلس دجام رصان اطحقلا ي لا و ة ةينطولا ۳۳۰۷۷۳۰۰۱۱ ةيدوعسلا ىماحم دمحم زاوف نب نم عثلا لا و ة ةينطولا ۸۷۲۸۰۹۸۹۰۱ ةيدوعسلا ىماحم قراط فلخ نب ار ع ا را ى لا و ة ةينطولا ٤۵۰٦٤۱٦۵۰۱ ةيدوعسلا ىماحم ناندع دمحا سابع ز لا و ة ةينطولا ۳۳۷۲۹۰۷۱۰۱ ةيدوعسلا دملا مس عون لا و ة مقر لا و ة ا ةيس ھتفص ةيضقلاب فيفر دشار ءازج يفقثلا لا و ة ةينطولا ۱۷۰۸۲۹۱۱۱۱ يدوعس ليكو ع نب فرشم نب حرفم نب دشار لا و ة ةينطولا ۷۷۰٤۷۲٦٤۰۱ يدوعس ىماحم ع بلاط اص يمايلا لا و ة ةينطولا ٦۰۸٤٤۰٤٤۰۱ يدوعس ىماحم رمع دوعس نب دعس طملا ي لا و ة ةينطولا ۱۰۹۵٤۷۹۹۰۱ يدوعس ليكو اش ع هللادبع ملاس نب ال ي لا و ة ةينطولا ۱۸۵۰۱٤۷۹۰۱ يدوعس ىماحم دمحم زاوف نب نم عثلا لا و ة ةينطولا ۸۷۲۸۰۹۸۹۰۱ يدوعس ىماحم مازع لصيف اربا مي جوخ لا و ة ةينطولا ٤٦۸۸۸٤۱۱۰۱ يدوعس ىماحم رمع دوعس نب دعس طملا ي لا و ة ةينطولا ۱۰۹۵٤۷۹۹۰۱ يدوعس 2003 ناميلس دمحم ناميلس يريدسلا لا و ة ةينطولا ۰۵۲۵٦۰۳۷۰۱ يدوعس ىماحم قراط فلخ نب ار ع ا را ى لا و ة ةينطولا ٤۵۰٦٤۱٦۵۰۱ يدوعس ىماحم ناطلس دجام رصان اطحقلا ي لا و ة ةينطولا ۳۳۰۷۷۳۰۰۱۱ يدوعس ىماحم لا و ة ةينطولا ۳۳۰۷۷۳۰۰۱۱ يدوعس رضاح ةماسا دمحا سابع ز لا و ة ةينطولا ۱۰۳۷۱۰۸۰۰۱ يدوعس دم ھيلع ةقتاع حيدمحم عدمحم ا يزار لا و ة ةينطولا ۷٤۸٦۵۰۷۰۰۱ يدوعس دم ھيلع رت ي نب حبار نب دعس طملا ي لا و ة ةينطولا ۸۳۵۰۵۸۲۲۱۱ ليكو ناندع دمحا سابع ز لا و ة ةينطولا ۳۳۷۲۹۰۷۱۰۱ يدوعس دملا مس عون لا و ة مقر لا و ة ا ةيس</w:t>
+        <w:t>تحتف ا ا ةسل روضحب : : فارطأ ةيضقلا ةماسا دمحا سابع ز لا و ة ةينطولا ۱۰۳۷۱۰۸۰۰۱ ةيدوعسلا دم ھيلع ناطلس دجام رصان اطحقلا ي لا و ة ةينطولا ۳۳۰۷۷۳۰۰۱۱ ةيدوعسلا ىماحم دمحم زاوف نب نم عثلا لا و ة ةينطولا ۸۷۲۸۰۹۸۹۰۱ ةيدوعسلا ىماحم قراط فلخ نب ار ع ا را ى لا و ة ةينطولا ٤۵۰٦٤۱٦۵۰۱ ةيدوعسلا ىماحم ناندع دمحا سابع ز لا و ة ةينطولا ۳۳۷۲۹۰۷۱۰۱ ةيدوعسلا دملا مس عون لا و ة مقر لا و ة ا ةيس ھتفص ةيضقلاب فيفر دشار ءازج يفقثلا لا و ة ةينطولا ۱۷۰۸۲۹۱۱۱۱ يدوعس ليكو ع نب فرشم نب حرفم نب دشار لا و ة ةينطولا ۷۷۰٤۷۲٦٤۰۱ يدوعس ىماحم ع بلاط اص يمايلا لا و ة ةينطولا ٦۰۸٤٤۰٤٤۰۱ يدوعس ىماحم رمع دوعس نب دعس طملا ي لا و ة ةينطولا ۱۰۹۵٤۷۹۹۰۱ يدوعس ليكو اش ع هللادبع ملاس نب ال ي لا و ة ةينطولا ۱۸۵۰۱٤۷۹۰۱ يدوعس ىماحم دمحم زاوف نب نم عثلا لا و ة ةينطولا ۸۷۲۸۰۹۸۹۰۱ يدوعس ىماحم مازع لصيف اربا مي جوخ لا و ة ةينطولا ٤٦۸۸۸٤۱۱۰۱ يدوعس ىماحم رمع دوعس نب دعس طملا ي لا و ة ةينطولا ۱۰۹۵٤۷۹۹۰۱ يدوعس 2003 ناميلس دمحم ناميلس يريدسلا لا و ة ةينطولا ۰۵۲۵٦۰۳۷۰۱ يدوعس ىماحم قراط فلخ نب ار ع ا را ى لا و ة ةينطولا ٤۵۰٦٤۱٦۵۰۱ يدوعس ىماحم ناطلس دجام رصان اطحقلا ي لا و ة ةينطولا ۳۳۰۷۷۳۰۰۱۱ يدوعس ىماحم لا و ة ةينطولا ۳۳۰۷۷۳۰۰۱۱ يدوعس رضاح ةماسا دمحا سابع ز لا و ة ةينطولا ۱۰۳۷۱۰۸۰۰۱ يدوعس دم ھيلع ةقتاع حيدمحم عدمحم ا يزار لا و ة ةينطولا ۷٤۸٦۵۰۷۰۰۱ يدوعس دم ھيلع رت ي نب حبار نب دعس طملا ي لا و ة ةينطولا ۸۳۵۰۵۸۲۲۱۱ ليكو ناندع دمحا سابع ز لا و ة ةينطولا ۳۳۷۲۹۰۷۱۰۱ يدوعس دملا مس عون لا و ة مقر لا و ة ا ةيس</w:t>
       </w:r>
     </w:p>
     <w:p>
@@ -403,7 +403,7 @@
           <w:b w:val="0"/>
           <w:i w:val="0"/>
         </w:rPr>
-        <w:t>الدعوى الدعوى</w:t>
+        <w:t>الدعوى</w:t>
       </w:r>
     </w:p>
     <w:p>
@@ -429,7 +429,7 @@
           <w:b w:val="0"/>
           <w:i w:val="0"/>
         </w:rPr>
-        <w:t>ةعفارملا ةعفارملا</w:t>
+        <w:t>ةعفارملا</w:t>
       </w:r>
     </w:p>
     <w:p>
@@ -611,7 +611,7 @@
           <w:b w:val="0"/>
           <w:i w:val="0"/>
         </w:rPr>
-        <w:t>عيقوتلا دملا ةيل لا ھـيلع قبس ميدـقت ف اـم ما أش بـلط ا ھـنم .افلس ـالوأ لـالخ 3 ماـيأ ، مـث ع عدملا نـ بـيقعتلا لـالخ 3 ماـيأ ةـيلات ، كـلذو قفو مـييقتلا يذـلا ھمدـق ا بـ نع لـحم فقوم وم ىوعدـلا ھل ةحارـص و 20/9/1431 رقتلا ر يذـلا ـشأ ھيلإ ميدـقت لـحم ناـسل ا بـ ، ىوعدـلا ؛ فأو ھـتم باـجأف ھنأـب ةرئادـلا ـال عـلطي ھـيلع ، فأـف ھتم ةرئادـلا نأ ا راـشملا كـسمت ةـص ھـيلإ وـم لـحم ھيل ھـنكلو ي ىوعدـلا مـييقتب لواـن ا ناـ ـف تا بـ قـلعتي صخي لاـب و نعطلا ر لاـب عـم و ر ، دـيكأتلا ع بقعف ةرئادـلا لـيكو عدملا نـ نـع ـس ب ھنأـب مـل عـلطي ع ةركذملا ـ نأ وم ةروص اـقو كـلت مـلع ھل ع أو ھـيلع ا كـلذو ھل ةـقيقد اـ ع ناـيب ىوعدـلا مـك لايح تـحت ىوعد ءوـض ھجوـلا يذـلاو راـشملا مييقتلا فرـصت مـت ھـيلإ جراختلا راـشملا مـييقتلا دملا عفلا ھـيلإ تلواـنت جراـختلا يذـلا دعتـساف اـم ب .ھـيلع ءاـنب و ةكرـشلل اليـصفت ھمدـق مـث ، دـ قـلعتي مـث .ھـيلع لحم راتب تلأـس فأو ةرئادلا خـ ىوـعد ب ھتلأـس تـم ىوعدـلا ـ ةرئادـلا .ةـقباس ھتلأـسف ةرئادـلا لـ عـلطا ع ـ ة مـكح 20/9/1431 ؛ـ باـجأف نأـب كـلذ وـ مييقتلا عفلا نأو ةرئادـلا فارط نأ ع جراـختلا رات خـ كلذـكو ع لاقتنا ا ءوـض ةـص ة ھنم ، ھتلأسو ةرئادلا ةرئادـلا لـيكو نـع دملا ـصم ھـيلع نع ةكرـشلا مـييقتلا جراـختلا رقتلا ؟ ر ةروـصب مدـق باـجأف ةـقيقد ھنأـب ع راـتلا مل خ نأـب نوـ بلا ساـحملا ـسملا تاـن دن ـلا روزم ىوعدـلا كـسمتي الكـش ھب راـشملا وم لإ اـ ھيل .انومـضمو مـث ةـيفا خرؤملاو تلأـس تاـبثإ ةرئادـلا اوعد 7/11/1432 ـ م لـيكو مدـع ةـمدقملا أو اـ مـضت ن تمدـق راتب ھتركذـم خـ اـم موـي قـلعتي سمأ اـمب راـشأ متـساو ھيلإ رـضحم ا ل بـيقعتلل ع ح نـ نأ لاـقتنا نود ةـسل ا عدملا نـ ةـجا نـع إ ھجو ام ةـقباسلا امم .ةركذملا مـث تلأـس لداـعلا ل صـص ـلا ذوحتـسا لع اـ ." و ـش ةرئادـلا إ مدـع ميدـقت دملا ھـيلع ھـبيقع لـبق ا ةـسل بقعو اـمم ـال ىفخي ع رـش ف مـلع ةرئادـلا بـلطنو نـم ماـقم ةرئادـلا اـقاقحا ل قـ مازلإ دملا ھـيلع اذـ مييقتلا ھـيلع ساحم ماـظنلاو ةـي غـلبمب ةكرـش ةميلـس و دـمحا هردـقو ز بلط اـضق ي راجتلا ـالو ١٤٥،١٨٤،٣٣٥ ر غوس .لاـ يأـب ھـيلعو لاـح نم نإـف كوـم لاوح ا رادـ كـسمتي اـم اـمب ءاـج ءاـج ھيف وا رقتلا مدـع ر دـعملا تاـفتل قـفو ھيلا و ةـ يذـلاو مـيق ھـيف ةبـس ٩٠٪ ؜ ـلا تـلآ دـملل ھـيلع ةـفلاخملاب اذـ سـسا عرـشلل ن ذا ةرئادـلل ةرئادـلا درو ھـنا ھيف ب قبـس ةـيئاضقلا لـ ناو ةـقد راجتلا ةـ ردـص رقت حوـضوو ر عازن ـخ عـم مييقت ة دملا ساـحم صـصح ھـيلع رـشلا رداـص ءا خرؤـم نـم ا رـشلا تا مو اـ ا صـص لـحم ١٤٣٢-١١-٠٧ ـ و وـ لـصيف لـحم ىوعدـلا لا عم عا دملا لثاملا بـ ساـحملا لـالط وـبا ةـلازغ رـشو ها مدـقم ـسف اذـ ھتو أدـبملا نإـف ھئاـفخإو كوم دـقعلل نعطي لـيلد ع ـ ة مدـع اذـ ـ ھت دـقعلا خأـتف الكـش ناـيبلا انومـضمو نـع امو ب تـقو ا ع ةـجا ا لطاب ف و ناـيبلا .لطاب ناـيب ايناث : ـسأتو بن ن اس ع ماقمل لـ هذـ تاونـسلا نـم ا فـال عـم دملا ٠٠٠ ر ةـماتلا لا ةراتو كولـس دملا ىرخا معزي ھيلع نا ةميق هوبـشملا عيبلا لع مـ مـعزي دوـجوب دـقع ذاوحتـس ع قوقح ٠٠٠،٠٠٠،١٢٠ ر كوم لا ةلي عـيب ا ةلسلس ھيلا نم نم صـص ـم ھثروم م غ تاضقانتلا لا عـم ھجو ثروـم دكؤت قح وـم مث يل دع ةعانقلا</w:t>
+        <w:t>عيقوتلا دملا ةيل لا ھـيلع قبس ميدـقت ف اـم ما أش بـلط ا ھـنم .افلس ـالوأ لـالخ 3 ماـيأ ، مـث ع عدملا نـ بـيقعتلا لـالخ 3 ماـيأ ةـيلات ، كـلذو قفو مـييقتلا يذـلا ھمدـق ا بـ نع لـحم فقوم وم ىوعدـلا ھل ةحارـص و 20/9/1431 رقتلا ر يذـلا ـشأ ھيلإ ميدـقت لـحم ناـسل ا بـ ، ىوعدـلا ؛ فأو ھـتم باـجأف ھنأـب ةرئادـلا ـال عـلطي ھـيلع ، فأـف ھتم ةرئادـلا نأ ا راـشملا كـسمت ةـص ھـيلإ وـم لـحم ھيل ھـنكلو ي ىوعدـلا مـييقتب لواـن ا ناـ ـف تا بـ قـلعتي صخي لاـب و نعطلا ر لاـب عـم و ر ، دـيكأتلا ع بقعف ةرئادـلا لـيكو عدملا نـ نـع ـس ب ھنأـب مـل عـلطي ع ةركذملا ـ نأ وم ةروص اـقو كـلت مـلع ھل ع أو ھـيلع ا كـلذو ھل ةـقيقد اـ ع ناـيب ىوعدـلا مـك لايح تـحت ىوعد ءوـض ھجوـلا يذـلاو راـشملا مييقتلا فرـصت مـت ھـيلإ جراختلا راـشملا مـييقتلا دملا عفلا ھـيلإ تلواـنت جراـختلا يذـلا دعتـساف اـم ب .ھـيلع ءاـنب و ةكرـشلل اليـصفت ھمدـق مـث ، دـ قـلعتي مـث .ھـيلع لحم راتب تلأـس فأو ةرئادلا خـ ىوـعد ب ھتلأـس تـم ىوعدـلا ـ ةرئادـلا .ةـقباس ھتلأـسف ةرئادـلا لـ عـلطا ع ـ ة مـكح 20/9/1431 ؛ـ باـجأف نأـب كـلذ وـ مييقتلا عفلا نأو ةرئادـلا فارط نأ ع جراـختلا رات خـ كلذـكو ع لاقتنا ا ءوـض ةـص ة ھنم ، ھتلأسو ةرئادلا ةرئادـلا لـيكو نـع دملا ـصم ھـيلع نع ةكرـشلا مـييقتلا جراـختلا رقتلا ؟ ر ةروـصب مدـق باـجأف ةـقيقد ھنأـب ع راـتلا مل خ نأـب نوـ بلا ساـحملا ـسملا تاـن دن ـلا روزم ىوعدـلا كـسمتي الكـش ھب راـشملا وم لإ اـ ھيل .انومـضمو مـث ةـيفا خرؤملاو تلأـس تاـبثإ ةرئادـلا اوعد 7/11/1432 ـ م لـيكو مدـع ةـمدقملا أو اـ مـضت ن تمدـق راتب ھتركذـم خـ اـم موـي قـلعتي سمأ اـمب راـشأ متـساو ھيلإ رـضحم ا ل بـيقعتلل ع ح نـ نأ لاـقتنا نود ةـسل ا عدملا نـ ةـجا نـع إ ھجو ام ةـقباسلا امم .ةركذملا مـث تلأـس لداـعلا ل صـص ـلا ذوحتـسا لع اـ ." و ـش ةرئادـلا إ مدـع ميدـقت دملا ھـيلع ھـبيقع لـبق ا ةـسل بقعو اـمم ـال ىفخي ع رـش ف مـلع ةرئادـلا بـلطنو نـم ماـقم ةرئادـلا اـقاقحا ل قـ مازلإ دملا ھـيلع اذـ مييقتلا ھـيلع ساحم ماـظنلاو ةـي غـلبمب ةكرـش ةميلـس و دـمحا هردـقو ز بلط اـضق ي راجتلا ـالو ١٤٥،١٨٤،٣٣٥ ر غوس .لاـ يأـب ھـيلعو لاـح نم نإـف كوـم لاوح ا رادـ كـسمتي اـم اـمب ءاـج ھيف وا رقتلا مدـع ر دـعملا تاـفتل قـفو ھيلا و ةـ يذـلاو مـيق ھـيف ةبـس ٩٠٪ ؜ ـلا تـلآ دـملل ھـيلع ةـفلاخملاب اذـ سـسا عرـشلل ن ذا ةرئادـلل ةرئادـلا درو ھـنا ھيف ب قبـس ةـيئاضقلا لـ ناو ةـقد راجتلا ةـ ردـص رقت حوـضوو ر عازن ـخ عـم مييقت ة دملا ساـحم صـصح ھـيلع رـشلا رداـص ءا خرؤـم نـم ا رـشلا تا مو اـ ا صـص لـحم ١٤٣٢-١١-٠٧ ـ و وـ لـصيف لـحم ىوعدـلا لا عم عا دملا لثاملا بـ ساـحملا لـالط وـبا ةـلازغ رـشو ها مدـقم ـسف اذـ ھتو أدـبملا نإـف ھئاـفخإو كوم دـقعلل نعطي لـيلد ع ـ ة مدـع اذـ ـ ھت دـقعلا خأـتف الكـش ناـيبلا انومـضمو نـع امو ب تـقو ا ع ةـجا ا لطاب ف و ناـيبلا .لطاب ناـيب ايناث : ـسأتو بن ن اس ع ماقمل لـ هذـ تاونـسلا نـم ا فـال عـم دملا ٠٠٠ ر ةـماتلا لا ةراتو كولـس دملا ىرخا معزي ھيلع نا ةميق هوبـشملا عيبلا لع مـ مـعزي دوـجوب دـقع ذاوحتـس ع قوقح ٠٠٠،٠٠٠،١٢٠ ر كوم لا ةلي عـيب ا ةلسلس ھيلا نم نم صـص ـم ھثروم م غ تاضقانتلا لا عـم ھجو ثروـم دكؤت قح وـم مث يل دع ةعانقلا</w:t>
       </w:r>
     </w:p>
     <w:p>
@@ -624,7 +624,7 @@
           <w:b w:val="0"/>
           <w:i w:val="0"/>
         </w:rPr>
-        <w:t>فارطأ فارطأ ةيضقلا ةيضقلا ناندع دمحا مس سابع ز ةفصلا دملا</w:t>
+        <w:t>فارطأ ةيضقلا ناندع دمحا مس سابع ز ةفصلا دملا</w:t>
       </w:r>
     </w:p>
     <w:p>
@@ -897,7 +897,7 @@
           <w:b w:val="0"/>
           <w:i w:val="0"/>
         </w:rPr>
-        <w:t>الدائرة الدائرة أعضاء أعضاء توقيع توقيع</w:t>
+        <w:t>الدائرة أعضاء توقيع</w:t>
       </w:r>
     </w:p>
     <w:sectPr>

--- a/zaini_case_audit_output/outputs/word/documents/108_ضبط جلسة رقم 31 يوم 17-11-1444 هـ للقضية رقم 42824717.pdf.docx
+++ b/zaini_case_audit_output/outputs/word/documents/108_ضبط جلسة رقم 31 يوم 17-11-1444 هـ للقضية رقم 42824717.pdf.docx
@@ -78,7 +78,69 @@
           <w:b w:val="0"/>
           <w:i w:val="0"/>
         </w:rPr>
-        <w:t>أسامه بن احمد بن عباس زيني</w:t>
+        <w:t>[صفحة 1]</w:t>
+        <w:br/>
+        <w:t>ةيدوعسلا ةيبرعلا ةعلتتا | ك2</w:t>
+        <w:br/>
+        <w:t>5ه وزارة اتعدل ضبط</w:t>
+        <w:br/>
+        <w:t>ل 1 لا</w:t>
+        <w:br/>
+        <w:t>3 0</w:t>
+        <w:br/>
+        <w:t>المحكمة التجارية بجدة رقم الصفحة ‎١ ١‏ مي ا</w:t>
+        <w:br/>
+        <w:t>الدائرة الاولى رقم القضية: 1591414110 رقمالجلسة: .”» عد 1 ل</w:t>
+        <w:br/>
+        <w:t>الحمد لله والصلاة والسلام”على رشّول الله أما يعد:</w:t>
+        <w:br/>
+        <w:t>فلدى الدائرة الاولى وبناء على القضية رقم ا١/ا75‏ 3548© وتاريخ ‎82/١7/١557‏ ه</w:t>
+        <w:br/>
+        <w:t>ب ببب(؟(؟؛ب ب بٍ©؟©؟©7ل ل ا ةيضقلا قارطلط لل</w:t>
+        <w:br/>
+        <w:t>عدنان احمد عباس زيني الهوية الوطنية شف 06ل سعودي المدعي</w:t>
+        <w:br/>
+        <w:t>ليكو ‏١1١14.‎ هلل ةينطولا ةيوهلا يريطملا دعس نب حبار نب يكرت</w:t>
+        <w:br/>
+        <w:t>عاتقة محمديحى محمدعلي الحرازي الهوية الوطنية ‎١٠.١...‏ سعودي مدعى عليه</w:t>
+        <w:br/>
+        <w:t>اسامة احمد عباس زيني الهوية الوظنية لل ‎١...‏ سعودي مدعى عليه</w:t>
+        <w:br/>
+        <w:t>الهوية الوطنية ل آل سعودي حاضر</w:t>
+        <w:br/>
+        <w:t>سلطان ماجد ناصر القحطاني الهوية الوطنية ارش فا لا سعودي محامى</w:t>
+        <w:br/>
+        <w:t>ىماحم يدوعس 000 ةينطولا ةيوهلا ىثراحلا عيار نب فلخ قراط</w:t>
+        <w:br/>
+        <w:t>ىماحم يدوعس ‏١و ةينطولا ةبوهلا يريدسلا ناميلس دمحم ناميلس</w:t>
+        <w:br/>
+        <w:t>2003 يدوعس ل ةينطولا ةيوهلا يريطملا دعس نب دوعس رمع</w:t>
+        <w:br/>
+        <w:t>ىماحم يدوعس لك ةينطولا ةيوهلا جوخ ميهاربا لصيف مازع</w:t>
+        <w:br/>
+        <w:t>ىماحم يدوعس ‏١.11.1‎ ةينطولا ةيوهلا يلعثلا رينم نب زاوف دمحم</w:t>
+        <w:br/>
+        <w:t>ىماحم يدوعس لقتل كح ةينظولا ةيوهلا يباله نب ملاس هللادبع عياش</w:t>
+        <w:br/>
+        <w:t>ليكو يدوعس ل ةينطولا ةيوهلا يريطملا دعس نب دوعس رمع</w:t>
+        <w:br/>
+        <w:t>ىماحم يدوعس ‏١.45.‎ ةةرلدك ةينطولا ةيوهلا يمايلا حلاص بلاط يلع</w:t>
+        <w:br/>
+        <w:t>علي بن مشرف بن مفرح بن راشد الهوية الوطنية لاا ‎١.5275.‏ سعودي محامى</w:t>
+        <w:br/>
+        <w:t>رفيف راشد جزاء الثقفي الهوية الوطنية الا1 ‎١11‏ سعودي وكيل</w:t>
+        <w:br/>
+        <w:t>سل ‎ -‏ قتحت الجلسة يحضور: ‏ ا لتتتٌي ع لمكب صصص صطحح )ليج ج&gt;ت رت تدل_&lt;حج&lt;جل91جيتب ا سجبلللبعس سي</w:t>
+        <w:br/>
+        <w:t>عدنان احمد عباس زيني الهوية الوطنية شف 06ل السعودية المدعي</w:t>
+        <w:br/>
+        <w:t>ىماحم ةيدوعسلا 00 ةينطولا ةيوهلا ىثراحلا عيار نب فلخ قراط</w:t>
+        <w:br/>
+        <w:t>ىماحم ةيدوعسلا ل لا ةينطولا ةيوهلا يلعثلا رينم نب زاوف دمحم</w:t>
+        <w:br/>
+        <w:t>ىماحم ةيدوعسلا ل ةينطولا ةيوهلا يناطحقلا رصان دجام ناطلس</w:t>
+        <w:br/>
+        <w:t>اسامة احمد عباس زيني الهوية الوطنية ل السعودية مدعى عليه</w:t>
       </w:r>
     </w:p>
     <w:p>
@@ -91,7 +153,63 @@
           <w:b w:val="0"/>
           <w:i w:val="0"/>
         </w:rPr>
-        <w:t>أسامه بن احمد بن عباس زيني</w:t>
+        <w:t>[صفحة 2]</w:t>
+        <w:br/>
+        <w:t>ةيدوعسلا ةيبرعلا ةكلمللا '"</w:t>
+        <w:br/>
+        <w:t>هما وزارة اتعدل ضبط</w:t>
+        <w:br/>
+        <w:t>لكا يلكا</w:t>
+        <w:br/>
+        <w:t>"لس ةكفصلا مقر ‏١‎ ةدجب ةبراجتلا ةمكحملا</w:t>
+        <w:br/>
+        <w:t>الدائرة الاولى رقم القضية: 261414110 رقمالجلسة: ‎٠.‏ انه</w:t>
+        <w:br/>
+        <w:t>200 ةيدوعسلا 00 ةينطولا ةيوهلا يريطملا دعس نب دوعس رمع</w:t>
+        <w:br/>
+        <w:t>نوج زإلى فضيلتكم دعوانا بالتفصيل الآتي: بتاريخ 26 / 7/ 1434ه صدر حكم من المحكمة العامة بجدة</w:t>
+        <w:br/>
+        <w:t>بالصك رقم 43281449 وتازيخ 26 / 7/ 1434ه يقضي بتولي قيماً على المورث لفقدانه الأهلية والإدراك</w:t>
+        <w:br/>
+        <w:t>(مرفق صك الحكم) وفي فترة الشك والريبة وثناء نظر دعوى الولي المشار إلها اعلاه استغل المدعى عليه</w:t>
+        <w:br/>
+        <w:t>ةكرش يف هصصح عيب يف هنع عيقوتلاب ماقو 20:دكاد هّللا همحري 00350 يلكوم ثروم نم هل ةحونمملا تالاكولا</w:t>
+        <w:br/>
+        <w:t>احمد زيني التجارية (ذات مسئولية محدودة) سجل تجاري رقم 4030196102 من مورث موكلي طاكة00:</w:t>
+        <w:br/>
+        <w:t>يرحمه الله 5ة00: لنفسه حيث وقع عن البائع وعن المشتري بقيمة بيع (450.000) ريال فقط وبذلك انتقلت</w:t>
+        <w:br/>
+        <w:t>ملكية تلك الحصص وهي بنسبة (9090) من أملاك مورث موكلي إلى أملاك المدعى عليه. وقد بلغت قيمة تلك</w:t>
+        <w:br/>
+        <w:t>الحصص مبلغاً وقدرة (368.757.931) ثلاثمائة وثمانية وستون مليون وسبعمائة وسبعة وخمسون الف</w:t>
+        <w:br/>
+        <w:t>وتسعمائة وواحد وثلاثون ريال وهي بنسبة (9690) من راس مال الشركة وذلك بناء على تقرير محاسبي صادر</w:t>
+        <w:br/>
+        <w:t>من خبير مكلف من قبل الدوائر التجارية بديوان المظالم في حينه. (مرفق التقرير المحاسبي) علماً أن الوكالات</w:t>
+        <w:br/>
+        <w:t>التي أجريت بها عملية البيع وكالات باطلة بناء على فقدان المورث يرحمه اللّه للأهلية اثناء فترة البيع. وبتاريخ</w:t>
+        <w:br/>
+        <w:t>1 1438ه توفي مورث موكليّ المغفور له بإذن اللّه/ أحمد عباس زيني. وانحصر إرثه في المدعي والمدعى</w:t>
+        <w:br/>
+        <w:t>عليه ووالدتهما بموجب صك حصر ورثة رقم 38391575 وتاريخ 12/ 5/ 1438ه (مرفق صك حصر الورثة)</w:t>
+        <w:br/>
+        <w:t>ويما ان المدعى عليه قد أمتنع عند سداد قيمة الحصص المشار إليها أعلاه ولعدم استجابته للمطالبات الودية</w:t>
+        <w:br/>
+        <w:t>من قبل موكلي مما اضطرنا إلى الالتجاء إلى فضيلتكم لإللزام المدعى عليه بسداد قيمة الحصص التي استوى</w:t>
+        <w:br/>
+        <w:t>عللبها من شركة احمد زيني التجارية. علماً أنه صدر حكم من المحكمة العامة بجدة بصك رقم 3855849</w:t>
+        <w:br/>
+        <w:t>وتاريخ 10/ 2/ 1438ه يقضي باختصاص القضاء التجاري لنظر هذه الدعوى (مرفق صك حكم الاإختصاص)</w:t>
+        <w:br/>
+        <w:t>)» ذكرنا ان:الحصص هي نسبتها 9090 من راس المال» كما نبلغكم أن النظام لايسمح لنا بإضافة مدعي او</w:t>
+        <w:br/>
+        <w:t>مدعى عليه اخر.</w:t>
+        <w:br/>
+        <w:t>في الجلسة تشير الدائرة إلى أنها عقدت هذه الجلسة عن بعد عير الاتصال المرئيء وعن طريق نظام تقاضي.</w:t>
+        <w:br/>
+        <w:t>بطريقة غير مشروعة وغير نظامية وبينة هذا الدفع تناقض المدعى عليه في سبب انتقال هذه الحصص وآلية.</w:t>
+        <w:br/>
+        <w:t>تملكه لها فتارة يدفع بأنها نتاج اتفاقية تخارج يزعمها وتارة يقول بأنها عملية بيع وشراء وأن قيمتها . 40</w:t>
       </w:r>
     </w:p>
     <w:p>
@@ -104,7 +222,71 @@
           <w:b w:val="0"/>
           <w:i w:val="0"/>
         </w:rPr>
-        <w:t>أسامه بن احمد بن عباس زيني</w:t>
+        <w:t>[صفحة 3]</w:t>
+        <w:br/>
+        <w:t>لكا يلكا</w:t>
+        <w:br/>
+        <w:t>المحكمة التجارية بجدة ‎١‏ رقم الصفحة &gt; *</w:t>
+        <w:br/>
+        <w:t>الدائرة الاولى رقم القضية: 414154107 رقمالجلسة: .لا حوانه</w:t>
+        <w:br/>
+        <w:t>ةعانقلا دكؤت يتلا تاضقانتلا نم ةلسلس يف ‏لاير.......:7١ يه عيبلا ةميق نا معزي ىرخا ةراتو لاير. ‏٠٠‎</w:t>
+        <w:br/>
+        <w:t>دعب مث قح هجو ريغب هثروم نم هيلا ةليآلا يلكوم قوقح ىلع ذاوحتسالا يف هوبشملا هيلع ىعدملا كولسب ةماتلا</w:t>
+        <w:br/>
+        <w:t>كل هذه السنوات من الخلااف مع المدعى علهم يزعم بوجود عقد بيع الحصص مبرم مع مورث موكليني</w:t>
+        <w:br/>
+        <w:t>فسكوته وإخفائه للعقد دليل على عدم صحته فتأخير البيان عن وقت الحاجة الى البيان بيان وتأسيساً على</w:t>
+        <w:br/>
+        <w:t>هذا المبدأ فإن موكلي يطعن في صحة هذا العقد شكلاً ومضموناً وما بني على باطل فهو باطل. ثانياً: نبين لمقام</w:t>
+        <w:br/>
+        <w:t>الدائرة انه سبق وان.صدر تقرير خبرة محاسبي صادر من الخبير المحاسبي طلالى ابو غزالة وشركاه مقدم</w:t>
+        <w:br/>
+        <w:t>للدائرة القضائية التجارية في نزاع مع المدعى عليه مؤرخ في /.-1١-15177ه‏ وهو فيصل في محل النزاع الماثل</w:t>
+        <w:br/>
+        <w:t>الآن اذ ورد فيه بكل دقة ووضوح تقييم حصص الشركاء في الشركات ومنها الحصص محل الدعوى مع المدعى</w:t>
+        <w:br/>
+        <w:t>عليه في شركة احمد زيني التجارية والذي قيم. فيه نسبة .8111/9 التي آلت للمدعى عليه بالمخالفة للشرع</w:t>
+        <w:br/>
+        <w:t>والنظام بمبلغ وقدره ‎"70.14.١464‏ ريال. وعليه فإن موكلي يتمسك بما جاء في التقرير المعد وفق اسس</w:t>
+        <w:br/>
+        <w:t>محاسبية سليمة وبطلب قضائي ولا. يسوغ بأي حال من الاحوال اهدار ما جاء فيه او عدم الالتفات اليه وهذا</w:t>
+        <w:br/>
+        <w:t>مما لا..يخفى على شريف علم الدائرة ونطلب من مقام الدائرة احقاقاً للحق إلزام المدعى عليه بهذا التقييم</w:t>
+        <w:br/>
+        <w:t>العادل للحصص التي استحوذ علها". وتشير الدائرة إلى عدم تقديم المدعى عليه تعقيبه قبل الجلسشة وعقب</w:t>
+        <w:br/>
+        <w:t>بأنه لم يطلع .على المذكرة المقدمة وأنها قدمت بتاريخ يوم أمس واستمهل للتعقيب على المذكرة. ثم تسألت</w:t>
+        <w:br/>
+        <w:t>الدائرة وكيل المدعين عن سبب عدم تضمين مذكرته ما يتعلق بما أشار إليه في محضر الجلسة السابقة مما</w:t>
+        <w:br/>
+        <w:t>يخص الطعن بالتزويرء فعقب بأن البينات التي يتمسك به موكليه كافية في إثبات دعواهم دون الحاجة إلى ما</w:t>
+        <w:br/>
+        <w:t>يتعلق بالتزوير مع التأكيد على كون المستند مزور شكلاً ومضموناً. ثم سألت الدائرة وكيل المدعين عن وجه</w:t>
+        <w:br/>
+        <w:t>لاقتنا نأ نديح يف ه7/11/1432 خرؤملاو اهبلإ راشملا ىوعدلا يق يبساحملا ريبخلا مييقتب هيلكوم كسمت</w:t>
+        <w:br/>
+        <w:t>الحصة محل الدعوى كان في 20/9/1431ه؛ فأجاب بأن ذلك هو التقييم الفعلي وأن التقرير قدم في التاريخ</w:t>
+        <w:br/>
+        <w:t>المشار إليه ولكنه يتناول فترات سابقة. فسألته الدائرة هل اطلع على نسخة حكم التخارج؟ فأجاب بأنه لم</w:t>
+        <w:br/>
+        <w:t>يطلع عليه. فأفهمته الدائرة أن وقائع الحكم المشار إليه تناولت ما يتعلق بتاريخ التقييم بصورة دقيقة على</w:t>
+        <w:br/>
+        <w:t>لسان الخبير. وأفهمته الدائرة أن عليه بيان الوجه المشار إليه تفصيلاً. ثم سألته الدائرة عن مصير الشركة</w:t>
+        <w:br/>
+        <w:t>محل الدعوّى؛:فأجاب بأنه لا.يعلم وأنها تحت تصرف المدعى عليه. ثم سألت الدائرة وكيل المدعى عليه عن</w:t>
+        <w:br/>
+        <w:t>التقرير الذي أشير إليه تقديم موكله له في دعوى التخارج فاستعد بتزويد الدائرة بنسخة منه. وسألته الدائرة</w:t>
+        <w:br/>
+        <w:t>ةصحلا لاقتنا خيرات يف ىوعدلا لحم ةكرشلل يلعفلا مييقتلا لايح ةقيقد ةروصبو ةحارص هلكوم فقوم نع</w:t>
+        <w:br/>
+        <w:t>محل الدعوى في 20/9/1431ه وذلك على.ضوء التقييم الذي قدمه في دعوى التخارج وكذلك على ضوء</w:t>
+        <w:br/>
+        <w:t>التقييم الذي قدمه الخبير في تلك الدعوى والنذي تنم التخارج بناءً عليه. وأفهمت الدائرة الأطراف أن على</w:t>
+        <w:br/>
+        <w:t>المدعى عليه تقديم ما طلب منه أولاء خلالى 3 أيام, ثم على المدعيين التعقيب خلال 3 أيام تالية. وذلك وفق</w:t>
+        <w:br/>
+        <w:t>.ًافلس اهنأشب ماهفإلا قبس يتلا ةيلآلا</w:t>
       </w:r>
     </w:p>
     <w:p>
@@ -117,7 +299,9 @@
           <w:b w:val="0"/>
           <w:i w:val="0"/>
         </w:rPr>
-        <w:t>أسامه بن احمد بن عباس زيني</w:t>
+        <w:t>ةيضقلا فارق</w:t>
+        <w:br/>
+        <w:t>عيقوتلا يدللا ةفصلا يي سام حا ناحل</w:t>
       </w:r>
     </w:p>
     <w:p>
@@ -130,774 +314,57 @@
           <w:b w:val="0"/>
           <w:i w:val="0"/>
         </w:rPr>
-        <w:t>أسامه بن احمد بن عباس زيني</w:t>
-      </w:r>
-    </w:p>
-    <w:p>
-      <w:pPr>
-        <w:jc w:val="right"/>
-        <w:bidi/>
-      </w:pPr>
-      <w:r>
-        <w:rPr>
-          <w:b w:val="0"/>
-          <w:i w:val="0"/>
-        </w:rPr>
-        <w:t>أسامه بن احمد بن عباس زيني</w:t>
-      </w:r>
-    </w:p>
-    <w:p>
-      <w:pPr>
-        <w:jc w:val="right"/>
-        <w:bidi/>
-      </w:pPr>
-      <w:r>
-        <w:rPr>
-          <w:b w:val="0"/>
-          <w:i w:val="0"/>
-        </w:rPr>
-        <w:t>أسامه بن احمد بن عباس زيني</w:t>
-      </w:r>
-    </w:p>
-    <w:p>
-      <w:pPr>
-        <w:jc w:val="right"/>
-        <w:bidi/>
-      </w:pPr>
-      <w:r>
-        <w:rPr>
-          <w:b w:val="0"/>
-          <w:i w:val="0"/>
-        </w:rPr>
-        <w:t>أسامه بن احمد بن عباس زيني</w:t>
-      </w:r>
-    </w:p>
-    <w:p>
-      <w:pPr>
-        <w:jc w:val="right"/>
-        <w:bidi/>
-      </w:pPr>
-      <w:r>
-        <w:rPr>
-          <w:b w:val="0"/>
-          <w:i w:val="0"/>
-        </w:rPr>
-        <w:t>نيز سابع نب دمحا نب هماسأ</w:t>
-      </w:r>
-    </w:p>
-    <w:p>
-      <w:pPr>
-        <w:jc w:val="right"/>
-        <w:bidi/>
-      </w:pPr>
-      <w:r>
-        <w:rPr>
-          <w:b w:val="0"/>
-          <w:i w:val="0"/>
-        </w:rPr>
-        <w:t>نيز سابع نب دمحا نب هماسأ</w:t>
-      </w:r>
-    </w:p>
-    <w:p>
-      <w:pPr>
-        <w:jc w:val="right"/>
-        <w:bidi/>
-      </w:pPr>
-      <w:r>
-        <w:rPr>
-          <w:b w:val="0"/>
-          <w:i w:val="0"/>
-        </w:rPr>
-        <w:t>: عد عد أما االله رسول ع ع والسلام والصلاة مد مد ا ا ـ ۲۵۲۵/۱۲۱۲/۱٤٤٤٤۲ خ خ وتار ٤۲۸۲ ۲۸۲٤۷۱۷ ۷۱۷ رقم القضية ع ع ناء و و و و الدائرة فلدى بالقضية صفتھ</w:t>
-      </w:r>
-    </w:p>
-    <w:p>
-      <w:pPr>
-        <w:jc w:val="right"/>
-        <w:bidi/>
-      </w:pPr>
-      <w:r>
-        <w:rPr>
-          <w:b w:val="0"/>
-          <w:i w:val="0"/>
-        </w:rPr>
-        <w:t>تحتف ا ا ةسل روضحب : : فارطأ ةيضقلا ةماسا دمحا سابع ز لا و ة ةينطولا ۱۰۳۷۱۰۸۰۰۱ ةيدوعسلا دم ھيلع ناطلس دجام رصان اطحقلا ي لا و ة ةينطولا ۳۳۰۷۷۳۰۰۱۱ ةيدوعسلا ىماحم دمحم زاوف نب نم عثلا لا و ة ةينطولا ۸۷۲۸۰۹۸۹۰۱ ةيدوعسلا ىماحم قراط فلخ نب ار ع ا را ى لا و ة ةينطولا ٤۵۰٦٤۱٦۵۰۱ ةيدوعسلا ىماحم ناندع دمحا سابع ز لا و ة ةينطولا ۳۳۷۲۹۰۷۱۰۱ ةيدوعسلا دملا مس عون لا و ة مقر لا و ة ا ةيس ھتفص ةيضقلاب فيفر دشار ءازج يفقثلا لا و ة ةينطولا ۱۷۰۸۲۹۱۱۱۱ يدوعس ليكو ع نب فرشم نب حرفم نب دشار لا و ة ةينطولا ۷۷۰٤۷۲٦٤۰۱ يدوعس ىماحم ع بلاط اص يمايلا لا و ة ةينطولا ٦۰۸٤٤۰٤٤۰۱ يدوعس ىماحم رمع دوعس نب دعس طملا ي لا و ة ةينطولا ۱۰۹۵٤۷۹۹۰۱ يدوعس ليكو اش ع هللادبع ملاس نب ال ي لا و ة ةينطولا ۱۸۵۰۱٤۷۹۰۱ يدوعس ىماحم دمحم زاوف نب نم عثلا لا و ة ةينطولا ۸۷۲۸۰۹۸۹۰۱ يدوعس ىماحم مازع لصيف اربا مي جوخ لا و ة ةينطولا ٤٦۸۸۸٤۱۱۰۱ يدوعس ىماحم رمع دوعس نب دعس طملا ي لا و ة ةينطولا ۱۰۹۵٤۷۹۹۰۱ يدوعس 2003 ناميلس دمحم ناميلس يريدسلا لا و ة ةينطولا ۰۵۲۵٦۰۳۷۰۱ يدوعس ىماحم قراط فلخ نب ار ع ا را ى لا و ة ةينطولا ٤۵۰٦٤۱٦۵۰۱ يدوعس ىماحم ناطلس دجام رصان اطحقلا ي لا و ة ةينطولا ۳۳۰۷۷۳۰۰۱۱ يدوعس ىماحم لا و ة ةينطولا ۳۳۰۷۷۳۰۰۱۱ يدوعس رضاح ةماسا دمحا سابع ز لا و ة ةينطولا ۱۰۳۷۱۰۸۰۰۱ يدوعس دم ھيلع ةقتاع حيدمحم عدمحم ا يزار لا و ة ةينطولا ۷٤۸٦۵۰۷۰۰۱ يدوعس دم ھيلع رت ي نب حبار نب دعس طملا ي لا و ة ةينطولا ۸۳۵۰۵۸۲۲۱۱ ليكو ناندع دمحا سابع ز لا و ة ةينطولا ۳۳۷۲۹۰۷۱۰۱ يدوعس دملا مس عون لا و ة مقر لا و ة ا ةيس</w:t>
-      </w:r>
-    </w:p>
-    <w:p>
-      <w:pPr>
-        <w:jc w:val="right"/>
-        <w:bidi/>
-      </w:pPr>
-      <w:r>
-        <w:rPr>
-          <w:b w:val="0"/>
-          <w:i w:val="0"/>
-        </w:rPr>
-        <w:t>ضبط</w:t>
-      </w:r>
-    </w:p>
-    <w:p>
-      <w:pPr>
-        <w:jc w:val="right"/>
-        <w:bidi/>
-      </w:pPr>
-      <w:r>
-        <w:rPr>
-          <w:b w:val="0"/>
-          <w:i w:val="0"/>
-        </w:rPr>
-        <w:t>بجدة التجار ة المحكمة و الدائرة ۱ : ةـ الصفح رقم ۳۰ : ا لسة رقم ٤۲۸۲٤۷۱۷ : القضية رقم</w:t>
-      </w:r>
-    </w:p>
-    <w:p>
-      <w:pPr>
-        <w:jc w:val="right"/>
-        <w:bidi/>
-      </w:pPr>
-      <w:r>
-        <w:rPr>
-          <w:b w:val="0"/>
-          <w:i w:val="0"/>
-        </w:rPr>
-        <w:t>أسامه بن احمد بن عباس زيني</w:t>
-      </w:r>
-    </w:p>
-    <w:p>
-      <w:pPr>
-        <w:jc w:val="right"/>
-        <w:bidi/>
-      </w:pPr>
-      <w:r>
-        <w:rPr>
-          <w:b w:val="0"/>
-          <w:i w:val="0"/>
-        </w:rPr>
-        <w:t>أسامه بن احمد بن عباس زيني</w:t>
-      </w:r>
-    </w:p>
-    <w:p>
-      <w:pPr>
-        <w:jc w:val="right"/>
-        <w:bidi/>
-      </w:pPr>
-      <w:r>
-        <w:rPr>
-          <w:b w:val="0"/>
-          <w:i w:val="0"/>
-        </w:rPr>
-        <w:t>أسامه بن احمد بن عباس زيني</w:t>
-      </w:r>
-    </w:p>
-    <w:p>
-      <w:pPr>
-        <w:jc w:val="right"/>
-        <w:bidi/>
-      </w:pPr>
-      <w:r>
-        <w:rPr>
-          <w:b w:val="0"/>
-          <w:i w:val="0"/>
-        </w:rPr>
-        <w:t>أسامه بن احمد بن عباس زيني</w:t>
-      </w:r>
-    </w:p>
-    <w:p>
-      <w:pPr>
-        <w:jc w:val="right"/>
-        <w:bidi/>
-      </w:pPr>
-      <w:r>
-        <w:rPr>
-          <w:b w:val="0"/>
-          <w:i w:val="0"/>
-        </w:rPr>
-        <w:t>أسامه بن احمد بن عباس زيني</w:t>
-      </w:r>
-    </w:p>
-    <w:p>
-      <w:pPr>
-        <w:jc w:val="right"/>
-        <w:bidi/>
-      </w:pPr>
-      <w:r>
-        <w:rPr>
-          <w:b w:val="0"/>
-          <w:i w:val="0"/>
-        </w:rPr>
-        <w:t>أسامه بن احمد بن عباس زيني</w:t>
-      </w:r>
-    </w:p>
-    <w:p>
-      <w:pPr>
-        <w:jc w:val="right"/>
-        <w:bidi/>
-      </w:pPr>
-      <w:r>
-        <w:rPr>
-          <w:b w:val="0"/>
-          <w:i w:val="0"/>
-        </w:rPr>
-        <w:t>أسامه بن احمد بن عباس زيني</w:t>
-      </w:r>
-    </w:p>
-    <w:p>
-      <w:pPr>
-        <w:jc w:val="right"/>
-        <w:bidi/>
-      </w:pPr>
-      <w:r>
-        <w:rPr>
-          <w:b w:val="0"/>
-          <w:i w:val="0"/>
-        </w:rPr>
-        <w:t>أسامه بن احمد بن عباس زيني</w:t>
-      </w:r>
-    </w:p>
-    <w:p>
-      <w:pPr>
-        <w:jc w:val="right"/>
-        <w:bidi/>
-      </w:pPr>
-      <w:r>
-        <w:rPr>
-          <w:b w:val="0"/>
-          <w:i w:val="0"/>
-        </w:rPr>
-        <w:t>نيز سابع نب دمحا نب هماسأ</w:t>
-      </w:r>
-    </w:p>
-    <w:p>
-      <w:pPr>
-        <w:jc w:val="right"/>
-        <w:bidi/>
-      </w:pPr>
-      <w:r>
-        <w:rPr>
-          <w:b w:val="0"/>
-          <w:i w:val="0"/>
-        </w:rPr>
-        <w:t>نيز سابع نب دمحا نب هماسأ</w:t>
-      </w:r>
-    </w:p>
-    <w:p>
-      <w:pPr>
-        <w:jc w:val="right"/>
-        <w:bidi/>
-      </w:pPr>
-      <w:r>
-        <w:rPr>
-          <w:b w:val="0"/>
-          <w:i w:val="0"/>
-        </w:rPr>
-        <w:t>2003 ةيدوعسلا ۱۰۹۵٤۷۹۹۰۱ ة و لا ةينطولا رمع دوعس نب دعس ي طملا</w:t>
-      </w:r>
-    </w:p>
-    <w:p>
-      <w:pPr>
-        <w:jc w:val="right"/>
-        <w:bidi/>
-      </w:pPr>
-      <w:r>
-        <w:rPr>
-          <w:b w:val="0"/>
-          <w:i w:val="0"/>
-        </w:rPr>
-        <w:t>الدعوى</w:t>
-      </w:r>
-    </w:p>
-    <w:p>
-      <w:pPr>
-        <w:jc w:val="right"/>
-        <w:bidi/>
-      </w:pPr>
-      <w:r>
-        <w:rPr>
-          <w:b w:val="0"/>
-          <w:i w:val="0"/>
-        </w:rPr>
-        <w:t>دم ھيلع .رخا ،) اـنركذ نا صـص ا ا بـس 90 % نـم سار لاملا ، اـمك مـكغلبن نأ ماـظنلا حمـس ال اـنل ةـفاضإب دـم وا خ راتو 10 2/ 1438/ ـ قي صاصتخاب ءاضقلا يراجتلا رظنل هذ ىوعدلا ( قفرم كص مكح صاصتخ ) اـ لع نـم ةكرـش دـمحا ز .ةـ راجتلا اـملع ھـنأ ردـص مـكح نـم ةـمكحملا ةـماعلا ةدـجب كـصب مـقر 3855849 نـم لـبق كوـم اـمم انرطـضا إ ءاـجتل إ مكتليـضف مازلـإل دملا ھـيلع دادـس ةـميق صـص ا ـلا وتـسا ام و نا دملا ھيلع دـق عنتمأ دـنع دادـس ةميق صـص ا راشملا ا لإ هالعأ مدعلو ھتباجتـسا تابلاطملل ةيدولا ھـيلع ام دـلاوو بجوـمب كـص رـصح ةـثرو مـقر 38391575 خـ راتو 12 5/ 1438/ ( ـ قفرم كـص رـصح ةـثرولا ) 21 4/ 1438/ ـ وـت ثروـم كوـم روـفغملا ھـل نذإـب هللا / دـمحأ ساـبع ز ، رـصحناو ھـثرإ دملا دملاو ـلا تـ رجأ اـ ةـيلمع عيبـلا تـالا و ةـلطاب ءاـنب ع نادـقف ثروملا ھـمحري هللا ةـيل ألل ءاـنثا ة ـف .عيبـلا خ راـت و نـم بـخ فـل م نـم لـبق رئاودـلا ةـ راجتلا ناويدـب ملاـظملا .ھنيح ( قـفرم ر رقتلا ساـحملا ) اـملع نأ تـالا ولا ةئامعـس و دـحاوو نوثـالثو لاـ ر و ةبـس ب ( 90 )% نـم سار لاـم ةكرـشلا كـلذو ءاـنب ع ر رقت ساـحم رداـص صـص ا اـغلبم ةردـقو ( 368.757.931 ) ةـئامثالث ةـينامثو نوتـسو نوـيلم ةئامعبـسو ةعبـسو نوـسمخو فلا ةـيكلم كـلت صـص ا و ةبـس ب ( 90 )% نـم كـالمأ ثروـم كوـم إ كـالمأ دملا ھـيلع ، دـقو تـغلب ةـميق كلت ھـمحري هللا ndash ; ھـسفنل ثـيح عـقو نع ع اـبلا نعو ي ـشملا ةـميقب عـيب ( 450.000 ) لاـ ر طقف كلذـ و تلقتنا دـمحا ز ةـ راجتلا ( تاذ ةيلوئـسم ةدودـحم ) ل ـ يراـجت مـقر 4030196102 نـم ثروـم كوـم ndash; تـالا ولا ةـحونمملا ھل نم ثروـم كوم ndash ; ھـمحري هللا ndash ; ماـقو عيقوتلاب ھنع عيب ھصـصح ةكرـش ( قـفرم كـص مـك ا ) و ة ـف كـشلا ةـب رلاو ءاـنثو رظن ىوـعد وـلا راـشملا اـ لإ هـالعا لغتـسا دملا ھيلع كـصلاب مـقر 43281449 خـ راتو 26 7/ 1434/ ـ ـ قي وـتب اـميق ع ثروملا ھنادـقفل ةـيل كارد و زجوـن إ مكتليـضف اـناوعد ليـصفتلاب ي : خـ راتب 26 7/ 1434/ ـ ردـص مـكح نـم ةـمكحملا ةـماعلا ةدـجب</w:t>
-      </w:r>
-    </w:p>
-    <w:p>
-      <w:pPr>
-        <w:jc w:val="right"/>
-        <w:bidi/>
-      </w:pPr>
-      <w:r>
-        <w:rPr>
-          <w:b w:val="0"/>
-          <w:i w:val="0"/>
-        </w:rPr>
-        <w:t>ةعفارملا</w:t>
-      </w:r>
-    </w:p>
-    <w:p>
-      <w:pPr>
-        <w:jc w:val="right"/>
-        <w:bidi/>
-      </w:pPr>
-      <w:r>
-        <w:rPr>
-          <w:b w:val="0"/>
-          <w:i w:val="0"/>
-        </w:rPr>
-        <w:t>ھـكلمت اـ ل ةراـتف عفدـي اـ أب جاـتن ةـيقافتا جراـخت اـ معزي ةراـتو لوـقي اـ أب ةـيلمع عـيب ءارـشو نأو اـ ميق ،٤٥٠ ةـق رطب غ ةعورـشم و غ ةـيماظن ةـن و اذـ عفدـلا ضقانت دملا ھيلع ب ـس لاقتنا هذـ صـص ا ةيلآو نأ لاـقتنا صـص ا لـحم ىوعدـلا ةـغلابلاو ٩٠٪ ؜ نـم ةكرـش دـمحا ز ةـ راجتلا دـملل ھـيلع دـق تمت امك ـش ةرئادلا إ ام ھمدق ليكو ن عدملا اينو كلإ لبق ةسل ا دقو نمضت ام ي " : الوأ : دكؤن ماقمل ةرئادلا ةـسل ا ـش ةرئادـلا إ اـ أ تدـقع هذـ ةـسل ا نـع دـع ـع لاـصت ي رملا ، نـعو قـ رط ماـظن . ـ اقت</w:t>
-      </w:r>
-    </w:p>
-    <w:p>
-      <w:pPr>
-        <w:jc w:val="right"/>
-        <w:bidi/>
-      </w:pPr>
-      <w:r>
-        <w:rPr>
-          <w:b w:val="0"/>
-          <w:i w:val="0"/>
-        </w:rPr>
-        <w:t>ضبط</w:t>
-      </w:r>
-    </w:p>
-    <w:p>
-      <w:pPr>
-        <w:jc w:val="right"/>
-        <w:bidi/>
-      </w:pPr>
-      <w:r>
-        <w:rPr>
-          <w:b w:val="0"/>
-          <w:i w:val="0"/>
-        </w:rPr>
-        <w:t>بجدة التجار ة المحكمة و الدائرة ۲ : ةـ الصفح رقم ۳۰ : ا لسة رقم ٤۲۸۲٤۷۱۷ : القضية رقم</w:t>
-      </w:r>
-    </w:p>
-    <w:p>
-      <w:pPr>
-        <w:jc w:val="right"/>
-        <w:bidi/>
-      </w:pPr>
-      <w:r>
-        <w:rPr>
-          <w:b w:val="0"/>
-          <w:i w:val="0"/>
-        </w:rPr>
-        <w:t>أسامه بن احمد بن عباس زيني</w:t>
-      </w:r>
-    </w:p>
-    <w:p>
-      <w:pPr>
-        <w:jc w:val="right"/>
-        <w:bidi/>
-      </w:pPr>
-      <w:r>
-        <w:rPr>
-          <w:b w:val="0"/>
-          <w:i w:val="0"/>
-        </w:rPr>
-        <w:t>أسامه بن احمد بن عباس زيني</w:t>
-      </w:r>
-    </w:p>
-    <w:p>
-      <w:pPr>
-        <w:jc w:val="right"/>
-        <w:bidi/>
-      </w:pPr>
-      <w:r>
-        <w:rPr>
-          <w:b w:val="0"/>
-          <w:i w:val="0"/>
-        </w:rPr>
-        <w:t>أسامه بن احمد بن عباس زيني</w:t>
-      </w:r>
-    </w:p>
-    <w:p>
-      <w:pPr>
-        <w:jc w:val="right"/>
-        <w:bidi/>
-      </w:pPr>
-      <w:r>
-        <w:rPr>
-          <w:b w:val="0"/>
-          <w:i w:val="0"/>
-        </w:rPr>
-        <w:t>أسامه بن احمد بن عباس زيني</w:t>
-      </w:r>
-    </w:p>
-    <w:p>
-      <w:pPr>
-        <w:jc w:val="right"/>
-        <w:bidi/>
-      </w:pPr>
-      <w:r>
-        <w:rPr>
-          <w:b w:val="0"/>
-          <w:i w:val="0"/>
-        </w:rPr>
-        <w:t>أسامه بن احمد بن عباس زيني</w:t>
-      </w:r>
-    </w:p>
-    <w:p>
-      <w:pPr>
-        <w:jc w:val="right"/>
-        <w:bidi/>
-      </w:pPr>
-      <w:r>
-        <w:rPr>
-          <w:b w:val="0"/>
-          <w:i w:val="0"/>
-        </w:rPr>
-        <w:t>أسامه بن احمد بن عباس زيني</w:t>
-      </w:r>
-    </w:p>
-    <w:p>
-      <w:pPr>
-        <w:jc w:val="right"/>
-        <w:bidi/>
-      </w:pPr>
-      <w:r>
-        <w:rPr>
-          <w:b w:val="0"/>
-          <w:i w:val="0"/>
-        </w:rPr>
-        <w:t>أسامه بن احمد بن عباس زيني</w:t>
-      </w:r>
-    </w:p>
-    <w:p>
-      <w:pPr>
-        <w:jc w:val="right"/>
-        <w:bidi/>
-      </w:pPr>
-      <w:r>
-        <w:rPr>
-          <w:b w:val="0"/>
-          <w:i w:val="0"/>
-        </w:rPr>
-        <w:t>أسامه بن احمد بن عباس زيني</w:t>
-      </w:r>
-    </w:p>
-    <w:p>
-      <w:pPr>
-        <w:jc w:val="right"/>
-        <w:bidi/>
-      </w:pPr>
-      <w:r>
-        <w:rPr>
-          <w:b w:val="0"/>
-          <w:i w:val="0"/>
-        </w:rPr>
-        <w:t>نيز سابع نب دمحا نب هماسأ</w:t>
-      </w:r>
-    </w:p>
-    <w:p>
-      <w:pPr>
-        <w:jc w:val="right"/>
-        <w:bidi/>
-      </w:pPr>
-      <w:r>
-        <w:rPr>
-          <w:b w:val="0"/>
-          <w:i w:val="0"/>
-        </w:rPr>
-        <w:t>نيز سابع نب دمحا نب هماسأ</w:t>
-      </w:r>
-    </w:p>
-    <w:p>
-      <w:pPr>
-        <w:jc w:val="right"/>
-        <w:bidi/>
-      </w:pPr>
-      <w:r>
-        <w:rPr>
-          <w:b w:val="0"/>
-          <w:i w:val="0"/>
-        </w:rPr>
-        <w:t>عيقوتلا دملا ةيل لا ھـيلع قبس ميدـقت ف اـم ما أش بـلط ا ھـنم .افلس ـالوأ لـالخ 3 ماـيأ ، مـث ع عدملا نـ بـيقعتلا لـالخ 3 ماـيأ ةـيلات ، كـلذو قفو مـييقتلا يذـلا ھمدـق ا بـ نع لـحم فقوم وم ىوعدـلا ھل ةحارـص و 20/9/1431 رقتلا ر يذـلا ـشأ ھيلإ ميدـقت لـحم ناـسل ا بـ ، ىوعدـلا ؛ فأو ھـتم باـجأف ھنأـب ةرئادـلا ـال عـلطي ھـيلع ، فأـف ھتم ةرئادـلا نأ ا راـشملا كـسمت ةـص ھـيلإ وـم لـحم ھيل ھـنكلو ي ىوعدـلا مـييقتب لواـن ا ناـ ـف تا بـ قـلعتي صخي لاـب و نعطلا ر لاـب عـم و ر ، دـيكأتلا ع بقعف ةرئادـلا لـيكو عدملا نـ نـع ـس ب ھنأـب مـل عـلطي ع ةركذملا ـ نأ وم ةروص اـقو كـلت مـلع ھل ع أو ھـيلع ا كـلذو ھل ةـقيقد اـ ع ناـيب ىوعدـلا مـك لايح تـحت ىوعد ءوـض ھجوـلا يذـلاو راـشملا مييقتلا فرـصت مـت ھـيلإ جراختلا راـشملا مـييقتلا دملا عفلا ھـيلإ تلواـنت جراـختلا يذـلا دعتـساف اـم ب .ھـيلع ءاـنب و ةكرـشلل اليـصفت ھمدـق مـث ، دـ قـلعتي مـث .ھـيلع لحم راتب تلأـس فأو ةرئادلا خـ ىوـعد ب ھتلأـس تـم ىوعدـلا ـ ةرئادـلا .ةـقباس ھتلأـسف ةرئادـلا لـ عـلطا ع ـ ة مـكح 20/9/1431 ؛ـ باـجأف نأـب كـلذ وـ مييقتلا عفلا نأو ةرئادـلا فارط نأ ع جراـختلا رات خـ كلذـكو ع لاقتنا ا ءوـض ةـص ة ھنم ، ھتلأسو ةرئادلا ةرئادـلا لـيكو نـع دملا ـصم ھـيلع نع ةكرـشلا مـييقتلا جراـختلا رقتلا ؟ ر ةروـصب مدـق باـجأف ةـقيقد ھنأـب ع راـتلا مل خ نأـب نوـ بلا ساـحملا ـسملا تاـن دن ـلا روزم ىوعدـلا كـسمتي الكـش ھب راـشملا وم لإ اـ ھيل .انومـضمو مـث ةـيفا خرؤملاو تلأـس تاـبثإ ةرئادـلا اوعد 7/11/1432 ـ م لـيكو مدـع ةـمدقملا أو اـ مـضت ن تمدـق راتب ھتركذـم خـ اـم موـي قـلعتي سمأ اـمب راـشأ متـساو ھيلإ رـضحم ا ل بـيقعتلل ع ح نـ نأ لاـقتنا نود ةـسل ا عدملا نـ ةـجا نـع إ ھجو ام ةـقباسلا امم .ةركذملا مـث تلأـس لداـعلا ل صـص ـلا ذوحتـسا لع اـ ." و ـش ةرئادـلا إ مدـع ميدـقت دملا ھـيلع ھـبيقع لـبق ا ةـسل بقعو اـمم ـال ىفخي ع رـش ف مـلع ةرئادـلا بـلطنو نـم ماـقم ةرئادـلا اـقاقحا ل قـ مازلإ دملا ھـيلع اذـ مييقتلا ھـيلع ساحم ماـظنلاو ةـي غـلبمب ةكرـش ةميلـس و دـمحا هردـقو ز بلط اـضق ي راجتلا ـالو ١٤٥،١٨٤،٣٣٥ ر غوس .لاـ يأـب ھـيلعو لاـح نم نإـف كوـم لاوح ا رادـ كـسمتي اـم اـمب ءاـج ھيف وا رقتلا مدـع ر دـعملا تاـفتل قـفو ھيلا و ةـ يذـلاو مـيق ھـيف ةبـس ٩٠٪ ؜ ـلا تـلآ دـملل ھـيلع ةـفلاخملاب اذـ سـسا عرـشلل ن ذا ةرئادـلل ةرئادـلا درو ھـنا ھيف ب قبـس ةـيئاضقلا لـ ناو ةـقد راجتلا ةـ ردـص رقت حوـضوو ر عازن ـخ عـم مييقت ة دملا ساـحم صـصح ھـيلع رـشلا رداـص ءا خرؤـم نـم ا رـشلا تا مو اـ ا صـص لـحم ١٤٣٢-١١-٠٧ ـ و وـ لـصيف لـحم ىوعدـلا لا عم عا دملا لثاملا بـ ساـحملا لـالط وـبا ةـلازغ رـشو ها مدـقم ـسف اذـ ھتو أدـبملا نإـف ھئاـفخإو كوم دـقعلل نعطي لـيلد ع ـ ة مدـع اذـ ـ ھت دـقعلا خأـتف الكـش ناـيبلا انومـضمو نـع امو ب تـقو ا ع ةـجا ا لطاب ف و ناـيبلا .لطاب ناـيب ايناث : ـسأتو بن ن اس ع ماقمل لـ هذـ تاونـسلا نـم ا فـال عـم دملا ٠٠٠ ر ةـماتلا لا ةراتو كولـس دملا ىرخا معزي ھيلع نا ةميق هوبـشملا عيبلا لع مـ مـعزي دوـجوب دـقع ذاوحتـس ع قوقح ٠٠٠،٠٠٠،١٢٠ ر كوم لا ةلي عـيب ا ةلسلس ھيلا نم نم صـص ـم ھثروم م غ تاضقانتلا لا عـم ھجو ثروـم دكؤت قح وـم مث يل دع ةعانقلا</w:t>
-      </w:r>
-    </w:p>
-    <w:p>
-      <w:pPr>
-        <w:jc w:val="right"/>
-        <w:bidi/>
-      </w:pPr>
-      <w:r>
-        <w:rPr>
-          <w:b w:val="0"/>
-          <w:i w:val="0"/>
-        </w:rPr>
-        <w:t>فارطأ ةيضقلا ناندع دمحا مس سابع ز ةفصلا دملا</w:t>
-      </w:r>
-    </w:p>
-    <w:p>
-      <w:pPr>
-        <w:jc w:val="right"/>
-        <w:bidi/>
-      </w:pPr>
-      <w:r>
-        <w:rPr>
-          <w:b w:val="0"/>
-          <w:i w:val="0"/>
-        </w:rPr>
-        <w:t>ضبط</w:t>
-      </w:r>
-    </w:p>
-    <w:p>
-      <w:pPr>
-        <w:jc w:val="right"/>
-        <w:bidi/>
-      </w:pPr>
-      <w:r>
-        <w:rPr>
-          <w:b w:val="0"/>
-          <w:i w:val="0"/>
-        </w:rPr>
-        <w:t>بجدة التجار ة المحكمة و الدائرة ۳ : ةـ الصفح رقم ۳۰ : ا لسة رقم ٤۲۸۲٤۷۱۷ : القضية رقم</w:t>
-      </w:r>
-    </w:p>
-    <w:p>
-      <w:pPr>
-        <w:jc w:val="right"/>
-        <w:bidi/>
-      </w:pPr>
-      <w:r>
-        <w:rPr>
-          <w:b w:val="0"/>
-          <w:i w:val="0"/>
-        </w:rPr>
-        <w:t>أسامه بن احمد بن عباس زيني</w:t>
-      </w:r>
-    </w:p>
-    <w:p>
-      <w:pPr>
-        <w:jc w:val="right"/>
-        <w:bidi/>
-      </w:pPr>
-      <w:r>
-        <w:rPr>
-          <w:b w:val="0"/>
-          <w:i w:val="0"/>
-        </w:rPr>
-        <w:t>أسامه بن احمد بن عباس زيني</w:t>
-      </w:r>
-    </w:p>
-    <w:p>
-      <w:pPr>
-        <w:jc w:val="right"/>
-        <w:bidi/>
-      </w:pPr>
-      <w:r>
-        <w:rPr>
-          <w:b w:val="0"/>
-          <w:i w:val="0"/>
-        </w:rPr>
-        <w:t>أسامه بن احمد بن عباس زيني</w:t>
-      </w:r>
-    </w:p>
-    <w:p>
-      <w:pPr>
-        <w:jc w:val="right"/>
-        <w:bidi/>
-      </w:pPr>
-      <w:r>
-        <w:rPr>
-          <w:b w:val="0"/>
-          <w:i w:val="0"/>
-        </w:rPr>
-        <w:t>أسامه بن احمد بن عباس زيني</w:t>
-      </w:r>
-    </w:p>
-    <w:p>
-      <w:pPr>
-        <w:jc w:val="right"/>
-        <w:bidi/>
-      </w:pPr>
-      <w:r>
-        <w:rPr>
-          <w:b w:val="0"/>
-          <w:i w:val="0"/>
-        </w:rPr>
-        <w:t>أسامه بن احمد بن عباس زيني</w:t>
-      </w:r>
-    </w:p>
-    <w:p>
-      <w:pPr>
-        <w:jc w:val="right"/>
-        <w:bidi/>
-      </w:pPr>
-      <w:r>
-        <w:rPr>
-          <w:b w:val="0"/>
-          <w:i w:val="0"/>
-        </w:rPr>
-        <w:t>أسامه بن احمد بن عباس زيني</w:t>
-      </w:r>
-    </w:p>
-    <w:p>
-      <w:pPr>
-        <w:jc w:val="right"/>
-        <w:bidi/>
-      </w:pPr>
-      <w:r>
-        <w:rPr>
-          <w:b w:val="0"/>
-          <w:i w:val="0"/>
-        </w:rPr>
-        <w:t>أسامه بن احمد بن عباس زيني</w:t>
-      </w:r>
-    </w:p>
-    <w:p>
-      <w:pPr>
-        <w:jc w:val="right"/>
-        <w:bidi/>
-      </w:pPr>
-      <w:r>
-        <w:rPr>
-          <w:b w:val="0"/>
-          <w:i w:val="0"/>
-        </w:rPr>
-        <w:t>أسامه بن احمد بن عباس زيني</w:t>
-      </w:r>
-    </w:p>
-    <w:p>
-      <w:pPr>
-        <w:jc w:val="right"/>
-        <w:bidi/>
-      </w:pPr>
-      <w:r>
-        <w:rPr>
-          <w:b w:val="0"/>
-          <w:i w:val="0"/>
-        </w:rPr>
-        <w:t>نيز سابع نب دمحا نب هماسأ</w:t>
-      </w:r>
-    </w:p>
-    <w:p>
-      <w:pPr>
-        <w:jc w:val="right"/>
-        <w:bidi/>
-      </w:pPr>
-      <w:r>
-        <w:rPr>
-          <w:b w:val="0"/>
-          <w:i w:val="0"/>
-        </w:rPr>
-        <w:t>نيز سابع نب دمحا نب هماسأ</w:t>
-      </w:r>
-    </w:p>
-    <w:p>
-      <w:pPr>
-        <w:jc w:val="right"/>
-        <w:bidi/>
-      </w:pPr>
-      <w:r>
-        <w:rPr>
-          <w:b w:val="0"/>
-          <w:i w:val="0"/>
-        </w:rPr>
-        <w:t>عيقوتلا ىماحم ةفصلا قراط فلخ نب ع ار ى را ا مس</w:t>
-      </w:r>
-    </w:p>
-    <w:p>
-      <w:pPr>
-        <w:jc w:val="right"/>
-        <w:bidi/>
-      </w:pPr>
-      <w:r>
-        <w:rPr>
-          <w:b w:val="0"/>
-          <w:i w:val="0"/>
-        </w:rPr>
-        <w:t>عيقوتلا ىماحم ةفصلا دمحم زاوف نب نم عثلا مس</w:t>
-      </w:r>
-    </w:p>
-    <w:p>
-      <w:pPr>
-        <w:jc w:val="right"/>
-        <w:bidi/>
-      </w:pPr>
-      <w:r>
-        <w:rPr>
-          <w:b w:val="0"/>
-          <w:i w:val="0"/>
-        </w:rPr>
-        <w:t>عيقوتلا ىماحم ةفصلا ناطلس دجام رصان ي اطحقلا مس</w:t>
-      </w:r>
-    </w:p>
-    <w:p>
-      <w:pPr>
-        <w:jc w:val="right"/>
-        <w:bidi/>
-      </w:pPr>
-      <w:r>
-        <w:rPr>
-          <w:b w:val="0"/>
-          <w:i w:val="0"/>
-        </w:rPr>
-        <w:t>سم ز عباس احمد اسامة الصفة عليھ مد التوقيع</w:t>
-      </w:r>
-    </w:p>
-    <w:p>
-      <w:pPr>
-        <w:jc w:val="right"/>
-        <w:bidi/>
-      </w:pPr>
-      <w:r>
-        <w:rPr>
-          <w:b w:val="0"/>
-          <w:i w:val="0"/>
-        </w:rPr>
-        <w:t>عيقوتلا 2003 ةفصلا رمع دوعس نب دعس ي طملا مس</w:t>
-      </w:r>
-    </w:p>
-    <w:p>
-      <w:pPr>
-        <w:jc w:val="right"/>
-        <w:bidi/>
-      </w:pPr>
-      <w:r>
-        <w:rPr>
-          <w:b w:val="0"/>
-          <w:i w:val="0"/>
-        </w:rPr>
-        <w:t>عيقوتلا س ئر ةرئادلا ةيئاضقلاةفصلا فاسع نب اص اوعلا مس</w:t>
-      </w:r>
-    </w:p>
-    <w:p>
-      <w:pPr>
-        <w:jc w:val="right"/>
-        <w:bidi/>
-      </w:pPr>
-      <w:r>
-        <w:rPr>
-          <w:b w:val="0"/>
-          <w:i w:val="0"/>
-        </w:rPr>
-        <w:t>ضبط</w:t>
-      </w:r>
-    </w:p>
-    <w:p>
-      <w:pPr>
-        <w:jc w:val="right"/>
-        <w:bidi/>
-      </w:pPr>
-      <w:r>
-        <w:rPr>
-          <w:b w:val="0"/>
-          <w:i w:val="0"/>
-        </w:rPr>
-        <w:t>بجدة التجار ة المحكمة و الدائرة ٤ : ةـ الصفح رقم ۳۰ : ا لسة رقم ٤۲۸۲٤۷۱۷ : القضية رقم</w:t>
-      </w:r>
-    </w:p>
-    <w:p>
-      <w:pPr>
-        <w:jc w:val="right"/>
-        <w:bidi/>
-      </w:pPr>
-      <w:r>
-        <w:rPr>
-          <w:b w:val="0"/>
-          <w:i w:val="0"/>
-        </w:rPr>
-        <w:t>الدائرة أعضاء توقيع</w:t>
+        <w:t>[صفحة 4]</w:t>
+        <w:br/>
+        <w:t>ةيدوعسلا ةيبرعلا ةكلمملا رمق</w:t>
+        <w:br/>
+        <w:t>101 ذآدة ضبط</w:t>
+        <w:br/>
+        <w:t>9ه وزارة العدل</w:t>
+        <w:br/>
+        <w:t>ل 1 لا</w:t>
+        <w:br/>
+        <w:t>لسكلا ج01 1 01 آ1آآك-</w:t>
+        <w:br/>
+        <w:t>1 00</w:t>
+        <w:br/>
+        <w:t>المحكمة التجارية بجدة رقم الصفحة ‎١‏ 4 ا و</w:t>
+        <w:br/>
+        <w:t>الدائرة الاولى رقم القضية: 247814017 رقمالجلسة: .م سانت لس</w:t>
+        <w:br/>
+        <w:t>1 7 مسإلا</w:t>
+        <w:br/>
+        <w:t>يقوتلا احم ةفصلا</w:t>
+        <w:br/>
+        <w:t>عيقوتل و ىثراحلا عيار نب فلخ قراط</w:t>
+        <w:br/>
+        <w:t>1 7 مسإلا</w:t>
+        <w:br/>
+        <w:t>يقوتلا احم ةفصلا</w:t>
+        <w:br/>
+        <w:t>محمد فواز بن منير الثعلي م ع</w:t>
+        <w:br/>
+        <w:t>1 7 مسإلا</w:t>
+        <w:br/>
+        <w:t>دلا احم ةفصلا</w:t>
+        <w:br/>
+        <w:t>سلطان ماجد ناصر القحطاني لتوقيع</w:t>
+        <w:br/>
+        <w:t>1 7 مسإلا</w:t>
+        <w:br/>
+        <w:t>الصفة عليه الت</w:t>
+        <w:br/>
+        <w:t>عيقوتل منح رو ىلليع دمحلاةماسل</w:t>
+        <w:br/>
+        <w:t>عيقوتلا 2003 ةفصلا مسإلا</w:t>
+        <w:br/>
+        <w:t>يريطملا دعس نب دوعس رمع</w:t>
+        <w:br/>
+        <w:t>يسبب|]|] | ‏ سسِِِططٍٍ ل ةرئاشلا ءاضعأ عيقوق شل</w:t>
+        <w:br/>
+        <w:t>ا عيقوتلا , :</w:t>
+        <w:br/>
+        <w:t>ا ةيئاضقلا ةرئادلا سيئر يجاوعلا حلاص نب فاسع</w:t>
       </w:r>
     </w:p>
     <w:sectPr>
